--- a/RESUME_LIBRARY/PAIDMEDIA.docx
+++ b/RESUME_LIBRARY/PAIDMEDIA.docx
@@ -20,7 +20,7 @@
     </w:p>
     <w:p>
       <w:pPr>
-        <w:spacing w:before="0" w:after="80" w:line="240" w:lineRule="auto"/>
+        <w:spacing w:before="0" w:after="60" w:line="240" w:lineRule="auto"/>
         <w:jc w:val="center"/>
       </w:pPr>
       <w:r>
@@ -44,7 +44,7 @@
           <w:rFonts w:ascii="Calibri" w:hAnsi="Calibri"/>
           <w:b/>
           <w:i w:val="0"/>
-          <w:color w:val="555555"/>
+          <w:color w:val="333333"/>
           <w:sz w:val="18"/>
         </w:rPr>
         <w:t>Open to Relocation  |  Open to Remote Opportunities</w:t>
@@ -119,27 +119,7 @@
           <w:color w:val="333333"/>
           <w:sz w:val="20"/>
         </w:rPr>
-        <w:t xml:space="preserve">, including </w:t>
-      </w:r>
-      <w:r>
-        <w:rPr>
-          <w:rFonts w:ascii="Calibri" w:hAnsi="Calibri"/>
-          <w:b/>
-          <w:i w:val="0"/>
-          <w:color w:val="333333"/>
-          <w:sz w:val="20"/>
-        </w:rPr>
-        <w:t>15 years in dedicated paid media and performance marketing leadership</w:t>
-      </w:r>
-      <w:r>
-        <w:rPr>
-          <w:rFonts w:ascii="Calibri" w:hAnsi="Calibri"/>
-          <w:b w:val="0"/>
-          <w:i w:val="0"/>
-          <w:color w:val="333333"/>
-          <w:sz w:val="20"/>
-        </w:rPr>
-        <w:t xml:space="preserve">, driving </w:t>
+        <w:t xml:space="preserve"> driving </w:t>
       </w:r>
       <w:r>
         <w:rPr>
@@ -179,47 +159,7 @@
           <w:color w:val="333333"/>
           <w:sz w:val="20"/>
         </w:rPr>
-        <w:t xml:space="preserve"> and technology organizations. Proven track record managing </w:t>
-      </w:r>
-      <w:r>
-        <w:rPr>
-          <w:rFonts w:ascii="Calibri" w:hAnsi="Calibri"/>
-          <w:b/>
-          <w:i w:val="0"/>
-          <w:color w:val="333333"/>
-          <w:sz w:val="20"/>
-        </w:rPr>
-        <w:t>large-scale media investments, agency governance, and cross-channel optimization</w:t>
-      </w:r>
-      <w:r>
-        <w:rPr>
-          <w:rFonts w:ascii="Calibri" w:hAnsi="Calibri"/>
-          <w:b w:val="0"/>
-          <w:i w:val="0"/>
-          <w:color w:val="333333"/>
-          <w:sz w:val="20"/>
-        </w:rPr>
-        <w:t xml:space="preserve"> to deliver measurable </w:t>
-      </w:r>
-      <w:r>
-        <w:rPr>
-          <w:rFonts w:ascii="Calibri" w:hAnsi="Calibri"/>
-          <w:b/>
-          <w:i w:val="0"/>
-          <w:color w:val="333333"/>
-          <w:sz w:val="20"/>
-        </w:rPr>
-        <w:t>efficiency, pipeline, and revenue outcomes</w:t>
-      </w:r>
-      <w:r>
-        <w:rPr>
-          <w:rFonts w:ascii="Calibri" w:hAnsi="Calibri"/>
-          <w:b w:val="0"/>
-          <w:i w:val="0"/>
-          <w:color w:val="333333"/>
-          <w:sz w:val="20"/>
-        </w:rPr>
-        <w:t>.</w:t>
+        <w:t xml:space="preserve"> and technology organizations. Proven track record managing large-scale media investments, agency governance, and cross-channel optimization to deliver measurable efficiency, pipeline, and revenue outcomes.</w:t>
       </w:r>
     </w:p>
     <w:p>
@@ -252,7 +192,7 @@
           <w:color w:val="333333"/>
           <w:sz w:val="20"/>
         </w:rPr>
-        <w:t>Paid Media Strategy  •  Media Planning &amp; Buying  •  Programmatic Advertising  •  Search &amp; Social Advertising  •  Video &amp; Display Advertising  •  Audience Targeting &amp; Segmentation  •  Remarketing &amp; Retargeting  •  Media Budget Management  •  Agency &amp; Vendor Management  •  Media Attribution &amp; Analytics  •  Campaign Optimization  •  Cross-channel Media Planning  •  Performance Marketing  •  Conversion Rate Optimization •  GTM Strategy  •  AI-Enabled Media Operations</w:t>
+        <w:t>Paid Media Strategy  •  Media Planning &amp; Buying  •  Programmatic Advertising  •  Search &amp; Social Advertising  •  Video &amp; Display Advertising  •  Audience Targeting &amp; Segmentation  •  Remarketing &amp; Retargeting  •  Media Budget Management  •  Agency &amp; Vendor Management  •  Media Attribution &amp; Analytics  •  Campaign Optimization  •  Cross-channel Media Planning  •  Performance Marketing  •  Conversion Rate Optimization  •  GTM Strategy  •  AI-Enabled Media Operations</w:t>
       </w:r>
     </w:p>
     <w:p>
@@ -401,27 +341,7 @@
           <w:color w:val="333333"/>
           <w:sz w:val="20"/>
         </w:rPr>
-        <w:t>Directed media agency partners</w:t>
-      </w:r>
-      <w:r>
-        <w:rPr>
-          <w:rFonts w:ascii="Calibri" w:hAnsi="Calibri"/>
-          <w:b/>
-          <w:i w:val="0"/>
-          <w:color w:val="333333"/>
-          <w:sz w:val="20"/>
-        </w:rPr>
-        <w:t xml:space="preserve"> (Mindshare, GroupM, Dentsu, Publicis, Omnicom, Neo)</w:t>
-      </w:r>
-      <w:r>
-        <w:rPr>
-          <w:rFonts w:ascii="Calibri" w:hAnsi="Calibri"/>
-          <w:b w:val="0"/>
-          <w:i w:val="0"/>
-          <w:color w:val="333333"/>
-          <w:sz w:val="20"/>
-        </w:rPr>
-        <w:t xml:space="preserve"> across planning, buying, and performance optimization.</w:t>
+        <w:t>Directed media agency partners (Mindshare, GroupM, Dentsu, Publicis, Omnicom, Neo) across planning, buying, and performance optimization.</w:t>
       </w:r>
     </w:p>
     <w:p>
@@ -588,7 +508,7 @@
           <w:color w:val="1F3864"/>
           <w:sz w:val="22"/>
         </w:rPr>
-        <w:t>Keysight Technologies Ltd</w:t>
+        <w:t>CIVICA UK Ltd</w:t>
       </w:r>
       <w:r>
         <w:rPr>
@@ -598,7 +518,7 @@
           <w:color w:val="555555"/>
           <w:sz w:val="20"/>
         </w:rPr>
-        <w:t xml:space="preserve">  |  GLOBAL MARKETING HEAD – DIGITAL &amp; GROWTH</w:t>
+        <w:t xml:space="preserve">  |  GLOBAL PAID MEDIA &amp; PROGRAMMATIC STRATEGY</w:t>
       </w:r>
       <w:r>
         <w:rPr>
@@ -609,7 +529,34 @@
           <w:sz w:val="18"/>
         </w:rPr>
         <w:tab/>
-        <w:t>Jul 2024 – Present</w:t>
+        <w:t>Aug 2026 – Present</w:t>
+      </w:r>
+    </w:p>
+    <w:p>
+      <w:pPr>
+        <w:pStyle w:val="ListBullet"/>
+        <w:spacing w:before="0" w:after="30" w:line="240" w:lineRule="auto"/>
+        <w:ind w:left="274" w:hanging="274"/>
+      </w:pPr>
+      <w:r>
+        <w:rPr>
+          <w:rFonts w:ascii="Calibri" w:hAnsi="Calibri"/>
+          <w:b/>
+          <w:i w:val="0"/>
+          <w:color w:val="333333"/>
+          <w:sz w:val="20"/>
+        </w:rPr>
+        <w:t>Own programmatic and display advertising</w:t>
+      </w:r>
+      <w:r>
+        <w:rPr>
+          <w:rFonts w:ascii="Calibri" w:hAnsi="Calibri"/>
+          <w:b w:val="0"/>
+          <w:i w:val="0"/>
+          <w:color w:val="333333"/>
+          <w:sz w:val="20"/>
+        </w:rPr>
+        <w:t xml:space="preserve"> across Americas, Europe, and APJC, aligning paid media budget and social investment to translate campaign performance into pipeline recommendations.</w:t>
       </w:r>
     </w:p>
     <w:p>
@@ -626,7 +573,150 @@
           <w:color w:val="333333"/>
           <w:sz w:val="20"/>
         </w:rPr>
-        <w:t xml:space="preserve">Own </w:t>
+        <w:t xml:space="preserve">Scale paid media performance with focused emphasis on </w:t>
+      </w:r>
+      <w:r>
+        <w:rPr>
+          <w:rFonts w:ascii="Calibri" w:hAnsi="Calibri"/>
+          <w:b/>
+          <w:i w:val="0"/>
+          <w:color w:val="333333"/>
+          <w:sz w:val="20"/>
+        </w:rPr>
+        <w:t>North America and APAC</w:t>
+      </w:r>
+      <w:r>
+        <w:rPr>
+          <w:rFonts w:ascii="Calibri" w:hAnsi="Calibri"/>
+          <w:b w:val="0"/>
+          <w:i w:val="0"/>
+          <w:color w:val="333333"/>
+          <w:sz w:val="20"/>
+        </w:rPr>
+        <w:t xml:space="preserve"> through AI-powered lifecycle journeys aligned with sales sprint motions.</w:t>
+      </w:r>
+    </w:p>
+    <w:p>
+      <w:pPr>
+        <w:pStyle w:val="ListBullet"/>
+        <w:spacing w:before="0" w:after="30" w:line="240" w:lineRule="auto"/>
+        <w:ind w:left="274" w:hanging="274"/>
+      </w:pPr>
+      <w:r>
+        <w:rPr>
+          <w:rFonts w:ascii="Calibri" w:hAnsi="Calibri"/>
+          <w:b w:val="0"/>
+          <w:i w:val="0"/>
+          <w:color w:val="333333"/>
+          <w:sz w:val="20"/>
+        </w:rPr>
+        <w:t>Partner with RevOps on marketing automation via Salesforce Marketing Cloud</w:t>
+      </w:r>
+      <w:r>
+        <w:rPr>
+          <w:rFonts w:ascii="Calibri" w:hAnsi="Calibri"/>
+          <w:b w:val="0"/>
+          <w:i w:val="0"/>
+          <w:color w:val="333333"/>
+          <w:sz w:val="20"/>
+        </w:rPr>
+        <w:t xml:space="preserve">, activating </w:t>
+      </w:r>
+      <w:r>
+        <w:rPr>
+          <w:rFonts w:ascii="Calibri" w:hAnsi="Calibri"/>
+          <w:b/>
+          <w:i w:val="0"/>
+          <w:color w:val="333333"/>
+          <w:sz w:val="20"/>
+        </w:rPr>
+        <w:t>1:1, 1:Few, and 1:Many</w:t>
+      </w:r>
+      <w:r>
+        <w:rPr>
+          <w:rFonts w:ascii="Calibri" w:hAnsi="Calibri"/>
+          <w:b w:val="0"/>
+          <w:i w:val="0"/>
+          <w:color w:val="333333"/>
+          <w:sz w:val="20"/>
+        </w:rPr>
+        <w:t xml:space="preserve"> paid targeting tiers to lift conversions </w:t>
+      </w:r>
+      <w:r>
+        <w:rPr>
+          <w:rFonts w:ascii="Calibri" w:hAnsi="Calibri"/>
+          <w:b/>
+          <w:i w:val="0"/>
+          <w:color w:val="333333"/>
+          <w:sz w:val="20"/>
+        </w:rPr>
+        <w:t>20%</w:t>
+      </w:r>
+      <w:r>
+        <w:rPr>
+          <w:rFonts w:ascii="Calibri" w:hAnsi="Calibri"/>
+          <w:b w:val="0"/>
+          <w:i w:val="0"/>
+          <w:color w:val="333333"/>
+          <w:sz w:val="20"/>
+        </w:rPr>
+        <w:t>.</w:t>
+      </w:r>
+    </w:p>
+    <w:p>
+      <w:pPr>
+        <w:tabs>
+          <w:tab w:pos="10800" w:val="right"/>
+        </w:tabs>
+        <w:spacing w:before="130" w:after="30" w:line="240" w:lineRule="auto"/>
+      </w:pPr>
+      <w:r>
+        <w:rPr>
+          <w:rFonts w:ascii="Calibri" w:hAnsi="Calibri"/>
+          <w:b/>
+          <w:i w:val="0"/>
+          <w:color w:val="1F3864"/>
+          <w:sz w:val="22"/>
+        </w:rPr>
+        <w:t>Keysight Technologies Ltd</w:t>
+      </w:r>
+      <w:r>
+        <w:rPr>
+          <w:rFonts w:ascii="Calibri" w:hAnsi="Calibri"/>
+          <w:b w:val="0"/>
+          <w:i/>
+          <w:color w:val="555555"/>
+          <w:sz w:val="20"/>
+        </w:rPr>
+        <w:t xml:space="preserve">  |  GLOBAL DIGITAL MARKETING (Americas, Europe &amp; APJC)</w:t>
+      </w:r>
+      <w:r>
+        <w:rPr>
+          <w:rFonts w:ascii="Calibri" w:hAnsi="Calibri"/>
+          <w:b w:val="0"/>
+          <w:i/>
+          <w:color w:val="555555"/>
+          <w:sz w:val="18"/>
+        </w:rPr>
+        <w:tab/>
+        <w:t>Jul 2024 – Mar 2026</w:t>
+      </w:r>
+    </w:p>
+    <w:p>
+      <w:pPr>
+        <w:pStyle w:val="ListBullet"/>
+        <w:spacing w:before="0" w:after="30" w:line="240" w:lineRule="auto"/>
+        <w:ind w:left="274" w:hanging="274"/>
+      </w:pPr>
+      <w:r>
+        <w:rPr>
+          <w:rFonts w:ascii="Calibri" w:hAnsi="Calibri"/>
+          <w:b w:val="0"/>
+          <w:i w:val="0"/>
+          <w:color w:val="333333"/>
+          <w:sz w:val="20"/>
+        </w:rPr>
+        <w:t xml:space="preserve">Owned </w:t>
       </w:r>
       <w:r>
         <w:rPr>
@@ -663,7 +753,7 @@
           <w:color w:val="333333"/>
           <w:sz w:val="20"/>
         </w:rPr>
-        <w:t>Lead programmatic, search, and social media buying across Google Ads, Meta Ads, LinkedIn Campaign Manager, and DV360.</w:t>
+        <w:t>Led programmatic, search, and social media buying across Google Ads, Meta Ads, LinkedIn Campaign Manager, and DV360.</w:t>
       </w:r>
     </w:p>
     <w:p>
@@ -680,7 +770,7 @@
           <w:color w:val="333333"/>
           <w:sz w:val="20"/>
         </w:rPr>
-        <w:t>Manage ABM-aligned paid media programs supporting enterprise account engagement and penetration.</w:t>
+        <w:t>Managed ABM-aligned paid media programs supporting enterprise account engagement and penetration.</w:t>
       </w:r>
     </w:p>
     <w:p>
@@ -697,7 +787,7 @@
           <w:color w:val="333333"/>
           <w:sz w:val="20"/>
         </w:rPr>
-        <w:t>Drive media analytics, attribution, and executive reporting frameworks across the paid media funnel.</w:t>
+        <w:t>Drove media analytics, attribution, and executive reporting frameworks across the paid media funnel.</w:t>
       </w:r>
     </w:p>
     <w:p>
@@ -771,7 +861,7 @@
           <w:color w:val="333333"/>
           <w:sz w:val="20"/>
         </w:rPr>
-        <w:t>Drive AI adoption across media planning and reporting workflows, improving execution speed.</w:t>
+        <w:t>Drove AI adoption across media planning and reporting workflows, improving execution speed.</w:t>
       </w:r>
     </w:p>
     <w:p>
@@ -1069,27 +1159,7 @@
           <w:color w:val="333333"/>
           <w:sz w:val="20"/>
         </w:rPr>
-        <w:t xml:space="preserve">; ran the </w:t>
-      </w:r>
-      <w:r>
-        <w:rPr>
-          <w:rFonts w:ascii="Calibri" w:hAnsi="Calibri"/>
-          <w:b/>
-          <w:i w:val="0"/>
-          <w:color w:val="333333"/>
-          <w:sz w:val="20"/>
-        </w:rPr>
-        <w:t>Cisco Interaction Network webinar series</w:t>
-      </w:r>
-      <w:r>
-        <w:rPr>
-          <w:rFonts w:ascii="Calibri" w:hAnsi="Calibri"/>
-          <w:b w:val="0"/>
-          <w:i w:val="0"/>
-          <w:color w:val="333333"/>
-          <w:sz w:val="20"/>
-        </w:rPr>
-        <w:t>, engaging 1,000 IT decision-makers and influencers monthly for 5 years.</w:t>
+        <w:t>; ran the Cisco Interaction Network webinar series, engaging 1,000 IT decision-makers and influencers monthly for 5 years.</w:t>
       </w:r>
     </w:p>
     <w:p>
@@ -1169,14 +1239,16 @@
     </w:p>
     <w:p>
       <w:pPr>
-        <w:spacing w:before="0" w:after="70" w:line="240" w:lineRule="auto"/>
+        <w:pStyle w:val="ListBullet"/>
+        <w:spacing w:before="0" w:after="30" w:line="240" w:lineRule="auto"/>
+        <w:ind w:left="274" w:hanging="274"/>
       </w:pPr>
       <w:r>
         <w:rPr>
           <w:rFonts w:ascii="Calibri" w:hAnsi="Calibri"/>
           <w:b/>
           <w:i w:val="0"/>
-          <w:color w:val="1F3864"/>
+          <w:color w:val="333333"/>
           <w:sz w:val="20"/>
         </w:rPr>
         <w:t xml:space="preserve">APJC Media Planning: </w:t>
@@ -1234,14 +1306,16 @@
     </w:p>
     <w:p>
       <w:pPr>
-        <w:spacing w:before="0" w:after="70" w:line="240" w:lineRule="auto"/>
+        <w:pStyle w:val="ListBullet"/>
+        <w:spacing w:before="0" w:after="30" w:line="240" w:lineRule="auto"/>
+        <w:ind w:left="274" w:hanging="274"/>
       </w:pPr>
       <w:r>
         <w:rPr>
           <w:rFonts w:ascii="Calibri" w:hAnsi="Calibri"/>
           <w:b/>
           <w:i w:val="0"/>
-          <w:color w:val="1F3864"/>
+          <w:color w:val="333333"/>
           <w:sz w:val="20"/>
         </w:rPr>
         <w:t xml:space="preserve">B2B Ecommerce: </w:t>
@@ -1299,14 +1373,16 @@
     </w:p>
     <w:p>
       <w:pPr>
-        <w:spacing w:before="0" w:after="70" w:line="240" w:lineRule="auto"/>
+        <w:pStyle w:val="ListBullet"/>
+        <w:spacing w:before="0" w:after="30" w:line="240" w:lineRule="auto"/>
+        <w:ind w:left="274" w:hanging="274"/>
       </w:pPr>
       <w:r>
         <w:rPr>
           <w:rFonts w:ascii="Calibri" w:hAnsi="Calibri"/>
           <w:b/>
           <w:i w:val="0"/>
-          <w:color w:val="1F3864"/>
+          <w:color w:val="333333"/>
           <w:sz w:val="20"/>
         </w:rPr>
         <w:t xml:space="preserve">Marketing Measurement Framework: </w:t>
@@ -1344,14 +1420,16 @@
     </w:p>
     <w:p>
       <w:pPr>
-        <w:spacing w:before="0" w:after="70" w:line="240" w:lineRule="auto"/>
+        <w:pStyle w:val="ListBullet"/>
+        <w:spacing w:before="0" w:after="30" w:line="240" w:lineRule="auto"/>
+        <w:ind w:left="274" w:hanging="274"/>
       </w:pPr>
       <w:r>
         <w:rPr>
           <w:rFonts w:ascii="Calibri" w:hAnsi="Calibri"/>
           <w:b/>
           <w:i w:val="0"/>
-          <w:color w:val="1F3864"/>
+          <w:color w:val="333333"/>
           <w:sz w:val="20"/>
         </w:rPr>
         <w:t xml:space="preserve">Partner Marketplace Program: </w:t>
@@ -1721,7 +1799,7 @@
           <w:color w:val="333333"/>
           <w:sz w:val="20"/>
         </w:rPr>
-        <w:t>Salesforce CRM | Oracle Eloqua | Marketo Engage | HubSpot</w:t>
+        <w:t>Salesforce CRM | Salesforce Marketing Cloud | Oracle Eloqua | Marketo Engage | HubSpot</w:t>
       </w:r>
     </w:p>
     <w:p>
@@ -1784,7 +1862,7 @@
     </w:p>
     <w:p>
       <w:pPr>
-        <w:spacing w:before="0" w:after="70" w:line="240" w:lineRule="auto"/>
+        <w:spacing w:before="0" w:after="120" w:line="240" w:lineRule="auto"/>
       </w:pPr>
       <w:r>
         <w:rPr>
@@ -1794,7 +1872,7 @@
           <w:color w:val="555555"/>
           <w:sz w:val="20"/>
         </w:rPr>
-        <w:t>Skill India – Government of India | Mar 2026</w:t>
+        <w:t>Outskill | Apr 2026</w:t>
       </w:r>
     </w:p>
     <w:p>
@@ -1814,7 +1892,7 @@
     </w:p>
     <w:p>
       <w:pPr>
-        <w:spacing w:before="0" w:after="0" w:line="240" w:lineRule="auto"/>
+        <w:spacing w:before="0" w:after="120" w:line="240" w:lineRule="auto"/>
       </w:pPr>
       <w:r>
         <w:rPr>
